--- a/2026-05/請求書_町内会費.docx
+++ b/2026-05/請求書_町内会費.docx
@@ -33,18 +33,20 @@
               <w:ind w:leftChars="1300" w:left="2860"/>
               <w:jc w:val="center"/>
               <w:rPr>
+                <w:rFonts w:asciiTheme="minorEastAsia" w:eastAsiaTheme="minorEastAsia" w:hAnsiTheme="minorEastAsia"/>
                 <w:lang w:eastAsia="ja-JP"/>
               </w:rPr>
             </w:pPr>
             <w:r>
               <w:rPr>
-                <w:rFonts w:hint="eastAsia"/>
+                <w:rFonts w:asciiTheme="minorEastAsia" w:eastAsiaTheme="minorEastAsia" w:hAnsiTheme="minorEastAsia" w:hint="eastAsia"/>
                 <w:lang w:eastAsia="ja-JP"/>
               </w:rPr>
               <w:t>請求</w:t>
             </w:r>
             <w:r>
               <w:rPr>
+                <w:rFonts w:asciiTheme="minorEastAsia" w:eastAsiaTheme="minorEastAsia" w:hAnsiTheme="minorEastAsia"/>
                 <w:lang w:eastAsia="ja-JP"/>
               </w:rPr>
               <w:t>書</w:t>
@@ -63,7 +65,7 @@
               </w:pBdr>
               <w:jc w:val="center"/>
               <w:rPr>
-                <w:rFonts w:asciiTheme="minorHAnsi" w:eastAsiaTheme="minorEastAsia" w:hAnsiTheme="minorHAnsi" w:cstheme="minorBidi"/>
+                <w:rFonts w:asciiTheme="minorEastAsia" w:eastAsiaTheme="minorEastAsia" w:hAnsiTheme="minorEastAsia" w:cstheme="minorBidi"/>
                 <w:color w:val="auto"/>
                 <w:spacing w:val="0"/>
                 <w:kern w:val="0"/>
@@ -79,10 +81,11 @@
     <w:p>
       <w:pPr>
         <w:rPr>
+          <w:rFonts w:asciiTheme="minorEastAsia" w:hAnsiTheme="minorEastAsia"/>
           <w:b/>
           <w:bCs/>
-          <w:sz w:val="16"/>
-          <w:szCs w:val="16"/>
+          <w:sz w:val="4"/>
+          <w:szCs w:val="4"/>
           <w:lang w:eastAsia="ja-JP"/>
         </w:rPr>
       </w:pPr>
@@ -102,8 +105,8 @@
         <w:tblLook w:val="04A0" w:firstRow="1" w:lastRow="0" w:firstColumn="1" w:lastColumn="0" w:noHBand="0" w:noVBand="1"/>
       </w:tblPr>
       <w:tblGrid>
-        <w:gridCol w:w="4820"/>
-        <w:gridCol w:w="3248"/>
+        <w:gridCol w:w="5103"/>
+        <w:gridCol w:w="2965"/>
         <w:gridCol w:w="426"/>
         <w:gridCol w:w="10"/>
       </w:tblGrid>
@@ -114,11 +117,12 @@
         </w:trPr>
         <w:tc>
           <w:tcPr>
-            <w:tcW w:w="4820" w:type="dxa"/>
+            <w:tcW w:w="5103" w:type="dxa"/>
           </w:tcPr>
           <w:p>
             <w:pPr>
               <w:rPr>
+                <w:rFonts w:asciiTheme="minorEastAsia" w:hAnsiTheme="minorEastAsia"/>
                 <w:b/>
                 <w:bCs/>
                 <w:sz w:val="16"/>
@@ -130,12 +134,13 @@
         </w:tc>
         <w:tc>
           <w:tcPr>
-            <w:tcW w:w="3674" w:type="dxa"/>
+            <w:tcW w:w="3391" w:type="dxa"/>
             <w:gridSpan w:val="2"/>
           </w:tcPr>
           <w:p>
             <w:pPr>
               <w:rPr>
+                <w:rFonts w:asciiTheme="minorEastAsia" w:hAnsiTheme="minorEastAsia"/>
                 <w:b/>
                 <w:bCs/>
                 <w:sz w:val="16"/>
@@ -145,49 +150,80 @@
             </w:pPr>
             <w:r>
               <w:rPr>
+                <w:rFonts w:asciiTheme="minorEastAsia" w:hAnsiTheme="minorEastAsia"/>
                 <w:lang w:eastAsia="ja-JP"/>
               </w:rPr>
               <w:t>202</w:t>
             </w:r>
             <w:r>
               <w:rPr>
-                <w:rFonts w:hint="eastAsia"/>
+                <w:rFonts w:asciiTheme="minorEastAsia" w:hAnsiTheme="minorEastAsia" w:hint="eastAsia"/>
                 <w:lang w:eastAsia="ja-JP"/>
               </w:rPr>
               <w:t>6</w:t>
             </w:r>
             <w:r>
               <w:rPr>
-                <w:rFonts w:hint="eastAsia"/>
+                <w:rFonts w:asciiTheme="minorEastAsia" w:hAnsiTheme="minorEastAsia" w:hint="eastAsia"/>
                 <w:lang w:eastAsia="ja-JP"/>
               </w:rPr>
               <w:t>年（</w:t>
             </w:r>
             <w:r>
               <w:rPr>
-                <w:rFonts w:hint="eastAsia"/>
+                <w:rFonts w:asciiTheme="minorEastAsia" w:hAnsiTheme="minorEastAsia" w:hint="eastAsia"/>
                 <w:lang w:eastAsia="ja-JP"/>
               </w:rPr>
-              <w:t>令和８</w:t>
+              <w:t>令和</w:t>
             </w:r>
             <w:r>
               <w:rPr>
+                <w:rFonts w:asciiTheme="minorEastAsia" w:hAnsiTheme="minorEastAsia" w:hint="eastAsia"/>
+                <w:lang w:eastAsia="ja-JP"/>
+              </w:rPr>
+              <w:t>8</w:t>
+            </w:r>
+            <w:r>
+              <w:rPr>
+                <w:rFonts w:asciiTheme="minorEastAsia" w:hAnsiTheme="minorEastAsia"/>
                 <w:lang w:eastAsia="ja-JP"/>
               </w:rPr>
               <w:t>年</w:t>
             </w:r>
             <w:r>
               <w:rPr>
+                <w:rFonts w:asciiTheme="minorEastAsia" w:hAnsiTheme="minorEastAsia"/>
                 <w:lang w:eastAsia="ja-JP"/>
               </w:rPr>
-              <w:t>）５</w:t>
+              <w:t>）</w:t>
             </w:r>
             <w:r>
               <w:rPr>
-                <w:rFonts w:hint="eastAsia"/>
+                <w:rFonts w:asciiTheme="minorEastAsia" w:hAnsiTheme="minorEastAsia" w:hint="eastAsia"/>
                 <w:lang w:eastAsia="ja-JP"/>
               </w:rPr>
-              <w:t>月１２日</w:t>
+              <w:t>5</w:t>
+            </w:r>
+            <w:r>
+              <w:rPr>
+                <w:rFonts w:asciiTheme="minorEastAsia" w:hAnsiTheme="minorEastAsia" w:hint="eastAsia"/>
+                <w:lang w:eastAsia="ja-JP"/>
+              </w:rPr>
+              <w:t>月</w:t>
+            </w:r>
+            <w:r>
+              <w:rPr>
+                <w:rFonts w:asciiTheme="minorEastAsia" w:hAnsiTheme="minorEastAsia" w:hint="eastAsia"/>
+                <w:lang w:eastAsia="ja-JP"/>
+              </w:rPr>
+              <w:t>12</w:t>
+            </w:r>
+            <w:r>
+              <w:rPr>
+                <w:rFonts w:asciiTheme="minorEastAsia" w:hAnsiTheme="minorEastAsia" w:hint="eastAsia"/>
+                <w:lang w:eastAsia="ja-JP"/>
+              </w:rPr>
+              <w:t>日</w:t>
             </w:r>
           </w:p>
         </w:tc>
@@ -199,11 +235,12 @@
         </w:trPr>
         <w:tc>
           <w:tcPr>
-            <w:tcW w:w="4820" w:type="dxa"/>
+            <w:tcW w:w="5103" w:type="dxa"/>
           </w:tcPr>
           <w:p>
             <w:pPr>
               <w:rPr>
+                <w:rFonts w:asciiTheme="minorEastAsia" w:hAnsiTheme="minorEastAsia"/>
                 <w:sz w:val="16"/>
                 <w:szCs w:val="16"/>
                 <w:lang w:eastAsia="ja-JP"/>
@@ -213,21 +250,22 @@
         </w:tc>
         <w:tc>
           <w:tcPr>
-            <w:tcW w:w="3674" w:type="dxa"/>
+            <w:tcW w:w="3391" w:type="dxa"/>
             <w:gridSpan w:val="2"/>
           </w:tcPr>
           <w:p>
             <w:pPr>
               <w:rPr>
+                <w:rFonts w:asciiTheme="minorEastAsia" w:hAnsiTheme="minorEastAsia"/>
                 <w:sz w:val="16"/>
                 <w:szCs w:val="16"/>
-                <w:lang w:eastAsia="ja-JP"/>
+                <w:lang w:eastAsia="zh-TW"/>
               </w:rPr>
             </w:pPr>
             <w:r>
               <w:rPr>
-                <w:rFonts w:hint="eastAsia"/>
-                <w:lang w:eastAsia="ja-JP"/>
+                <w:rFonts w:asciiTheme="minorEastAsia" w:hAnsiTheme="minorEastAsia" w:hint="eastAsia"/>
+                <w:lang w:eastAsia="zh-TW"/>
               </w:rPr>
               <w:t>駒寄町内会</w:t>
             </w:r>
@@ -241,35 +279,37 @@
         </w:trPr>
         <w:tc>
           <w:tcPr>
-            <w:tcW w:w="4820" w:type="dxa"/>
+            <w:tcW w:w="5103" w:type="dxa"/>
           </w:tcPr>
           <w:p>
             <w:pPr>
               <w:rPr>
+                <w:rFonts w:asciiTheme="minorEastAsia" w:hAnsiTheme="minorEastAsia"/>
                 <w:sz w:val="16"/>
                 <w:szCs w:val="16"/>
-                <w:lang w:eastAsia="ja-JP"/>
+                <w:lang w:eastAsia="zh-TW"/>
               </w:rPr>
             </w:pPr>
           </w:p>
         </w:tc>
         <w:tc>
           <w:tcPr>
-            <w:tcW w:w="3674" w:type="dxa"/>
+            <w:tcW w:w="3391" w:type="dxa"/>
             <w:gridSpan w:val="2"/>
           </w:tcPr>
           <w:p>
             <w:pPr>
               <w:rPr>
+                <w:rFonts w:asciiTheme="minorEastAsia" w:hAnsiTheme="minorEastAsia"/>
                 <w:sz w:val="16"/>
                 <w:szCs w:val="16"/>
-                <w:lang w:eastAsia="ja-JP"/>
+                <w:lang w:eastAsia="zh-TW"/>
               </w:rPr>
             </w:pPr>
             <w:r>
               <w:rPr>
-                <w:rFonts w:hint="eastAsia"/>
-                <w:lang w:eastAsia="ja-JP"/>
+                <w:rFonts w:asciiTheme="minorEastAsia" w:hAnsiTheme="minorEastAsia" w:hint="eastAsia"/>
+                <w:lang w:eastAsia="zh-TW"/>
               </w:rPr>
               <w:t>会長　爲廣　哲朗</w:t>
             </w:r>
@@ -285,7 +325,20 @@
           <w:p>
             <w:pPr>
               <w:rPr>
-                <w:rFonts w:hint="eastAsia"/>
+                <w:rFonts w:asciiTheme="minorEastAsia" w:hAnsiTheme="minorEastAsia"/>
+                <w:b/>
+                <w:bCs/>
+                <w:sz w:val="12"/>
+                <w:szCs w:val="12"/>
+                <w:u w:val="single"/>
+                <w:lang w:eastAsia="ja-JP"/>
+              </w:rPr>
+            </w:pPr>
+          </w:p>
+          <w:p>
+            <w:pPr>
+              <w:rPr>
+                <w:rFonts w:asciiTheme="minorEastAsia" w:hAnsiTheme="minorEastAsia" w:hint="eastAsia"/>
                 <w:b/>
                 <w:bCs/>
                 <w:u w:val="single"/>
@@ -296,6 +349,7 @@
           <w:p>
             <w:pPr>
               <w:rPr>
+                <w:rFonts w:asciiTheme="minorEastAsia" w:hAnsiTheme="minorEastAsia"/>
                 <w:b/>
                 <w:bCs/>
                 <w:u w:val="single"/>
@@ -304,7 +358,7 @@
             </w:pPr>
             <w:r>
               <w:rPr>
-                <w:rFonts w:hint="eastAsia"/>
+                <w:rFonts w:asciiTheme="minorEastAsia" w:hAnsiTheme="minorEastAsia" w:hint="eastAsia"/>
                 <w:b/>
                 <w:bCs/>
                 <w:sz w:val="24"/>
@@ -315,6 +369,7 @@
             </w:r>
             <w:r>
               <w:rPr>
+                <w:rFonts w:asciiTheme="minorEastAsia" w:hAnsiTheme="minorEastAsia"/>
                 <w:b/>
                 <w:bCs/>
                 <w:sz w:val="24"/>
@@ -325,20 +380,18 @@
             </w:r>
             <w:r>
               <w:rPr>
-                <w:rFonts w:hint="eastAsia"/>
+                <w:rFonts w:asciiTheme="minorEastAsia" w:hAnsiTheme="minorEastAsia" w:hint="eastAsia"/>
                 <w:b/>
                 <w:bCs/>
                 <w:sz w:val="24"/>
                 <w:szCs w:val="24"/>
                 <w:lang w:eastAsia="ja-JP"/>
               </w:rPr>
-              <w:t xml:space="preserve">  </w:t>
+              <w:t xml:space="preserve">　</w:t>
             </w:r>
             <w:r>
               <w:rPr>
-                <w:rFonts w:hint="eastAsia"/>
-                <w:b/>
-                <w:bCs/>
+                <w:rFonts w:asciiTheme="minorEastAsia" w:hAnsiTheme="minorEastAsia" w:hint="eastAsia"/>
                 <w:sz w:val="24"/>
                 <w:szCs w:val="24"/>
                 <w:lang w:eastAsia="ja-JP"/>
@@ -349,6 +402,20 @@
           <w:p>
             <w:pPr>
               <w:rPr>
+                <w:rFonts w:asciiTheme="minorEastAsia" w:hAnsiTheme="minorEastAsia"/>
+                <w:b/>
+                <w:bCs/>
+                <w:sz w:val="4"/>
+                <w:szCs w:val="4"/>
+                <w:u w:val="single"/>
+                <w:lang w:eastAsia="ja-JP"/>
+              </w:rPr>
+            </w:pPr>
+          </w:p>
+          <w:p>
+            <w:pPr>
+              <w:rPr>
+                <w:rFonts w:asciiTheme="minorEastAsia" w:hAnsiTheme="minorEastAsia" w:hint="eastAsia"/>
                 <w:b/>
                 <w:bCs/>
                 <w:u w:val="single"/>
@@ -360,11 +427,13 @@
             <w:pPr>
               <w:ind w:firstLineChars="100" w:firstLine="220"/>
               <w:rPr>
+                <w:rFonts w:asciiTheme="minorEastAsia" w:hAnsiTheme="minorEastAsia"/>
                 <w:lang w:eastAsia="ja-JP"/>
               </w:rPr>
             </w:pPr>
             <w:r>
               <w:rPr>
+                <w:rFonts w:asciiTheme="minorEastAsia" w:hAnsiTheme="minorEastAsia"/>
                 <w:lang w:eastAsia="ja-JP"/>
               </w:rPr>
               <w:t>平素より町内会活動にご理解とご協力を賜り、厚く御礼申し上げます。</w:t>
@@ -374,27 +443,16 @@
             <w:pPr>
               <w:ind w:leftChars="81" w:left="178"/>
               <w:rPr>
-                <w:rFonts w:hint="eastAsia"/>
+                <w:rFonts w:asciiTheme="minorEastAsia" w:hAnsiTheme="minorEastAsia" w:hint="eastAsia"/>
                 <w:lang w:eastAsia="ja-JP"/>
               </w:rPr>
             </w:pPr>
             <w:r>
               <w:rPr>
+                <w:rFonts w:asciiTheme="minorEastAsia" w:hAnsiTheme="minorEastAsia"/>
                 <w:lang w:eastAsia="ja-JP"/>
               </w:rPr>
-              <w:t>さて、本年度の町内会費等につきまして、貴管理組合にて</w:t>
-            </w:r>
-            <w:r>
-              <w:rPr>
-                <w:lang w:eastAsia="ja-JP"/>
-              </w:rPr>
-              <w:t xml:space="preserve"> 29 </w:t>
-            </w:r>
-            <w:r>
-              <w:rPr>
-                <w:lang w:eastAsia="ja-JP"/>
-              </w:rPr>
-              <w:t>世帯分を一括してお取りまとめいただくこととなりました。つきましては、下記の金額をご確認のうえ、お振込みくださいますようお願い申し上げます。</w:t>
+              <w:t>さて、本年度の町内会費等につきまして、貴管理組合にて 29 世帯分を一括してお取りまとめいただくこととなりました。つきましては、下記の金額をご確認のうえ、お振込みくださいますようお願い申し上げます。</w:t>
             </w:r>
           </w:p>
         </w:tc>
@@ -407,6 +465,7 @@
             <w:pPr>
               <w:jc w:val="right"/>
               <w:rPr>
+                <w:rFonts w:asciiTheme="minorEastAsia" w:hAnsiTheme="minorEastAsia"/>
                 <w:lang w:eastAsia="ja-JP"/>
               </w:rPr>
             </w:pPr>
@@ -418,9 +477,32 @@
       <w:pPr>
         <w:spacing w:line="60" w:lineRule="auto"/>
         <w:rPr>
+          <w:rFonts w:asciiTheme="minorEastAsia" w:hAnsiTheme="minorEastAsia"/>
           <w:lang w:eastAsia="ja-JP"/>
         </w:rPr>
       </w:pPr>
+    </w:p>
+    <w:p>
+      <w:pPr>
+        <w:rPr>
+          <w:rFonts w:asciiTheme="minorEastAsia" w:hAnsiTheme="minorEastAsia" w:hint="eastAsia"/>
+          <w:lang w:eastAsia="ja-JP"/>
+        </w:rPr>
+      </w:pPr>
+      <w:r>
+        <w:rPr>
+          <w:rFonts w:asciiTheme="minorEastAsia" w:hAnsiTheme="minorEastAsia" w:hint="eastAsia"/>
+          <w:lang w:eastAsia="ja-JP"/>
+        </w:rPr>
+        <w:t>■</w:t>
+      </w:r>
+      <w:r>
+        <w:rPr>
+          <w:rFonts w:asciiTheme="minorEastAsia" w:hAnsiTheme="minorEastAsia" w:hint="eastAsia"/>
+          <w:lang w:eastAsia="ja-JP"/>
+        </w:rPr>
+        <w:t>請求内容</w:t>
+      </w:r>
     </w:p>
     <w:tbl>
       <w:tblPr>
@@ -448,17 +530,21 @@
               <w:ind w:leftChars="100" w:left="220"/>
               <w:jc w:val="center"/>
               <w:rPr>
+                <w:rFonts w:asciiTheme="minorEastAsia" w:hAnsiTheme="minorEastAsia"/>
                 <w:b/>
                 <w:bCs/>
               </w:rPr>
             </w:pPr>
+            <w:proofErr w:type="spellStart"/>
             <w:r>
               <w:rPr>
+                <w:rFonts w:asciiTheme="minorEastAsia" w:hAnsiTheme="minorEastAsia"/>
                 <w:b/>
                 <w:bCs/>
               </w:rPr>
               <w:t>項目</w:t>
             </w:r>
+            <w:proofErr w:type="spellEnd"/>
           </w:p>
         </w:tc>
         <w:tc>
@@ -469,17 +555,21 @@
             <w:pPr>
               <w:jc w:val="center"/>
               <w:rPr>
+                <w:rFonts w:asciiTheme="minorEastAsia" w:hAnsiTheme="minorEastAsia"/>
                 <w:b/>
                 <w:bCs/>
               </w:rPr>
             </w:pPr>
+            <w:proofErr w:type="spellStart"/>
             <w:r>
               <w:rPr>
+                <w:rFonts w:asciiTheme="minorEastAsia" w:hAnsiTheme="minorEastAsia"/>
                 <w:b/>
                 <w:bCs/>
               </w:rPr>
               <w:t>数量</w:t>
             </w:r>
+            <w:proofErr w:type="spellEnd"/>
           </w:p>
         </w:tc>
         <w:tc>
@@ -490,17 +580,21 @@
             <w:pPr>
               <w:jc w:val="center"/>
               <w:rPr>
+                <w:rFonts w:asciiTheme="minorEastAsia" w:hAnsiTheme="minorEastAsia"/>
                 <w:b/>
                 <w:bCs/>
               </w:rPr>
             </w:pPr>
+            <w:proofErr w:type="spellStart"/>
             <w:r>
               <w:rPr>
+                <w:rFonts w:asciiTheme="minorEastAsia" w:hAnsiTheme="minorEastAsia"/>
                 <w:b/>
                 <w:bCs/>
               </w:rPr>
               <w:t>単価</w:t>
             </w:r>
+            <w:proofErr w:type="spellEnd"/>
           </w:p>
         </w:tc>
         <w:tc>
@@ -511,17 +605,21 @@
             <w:pPr>
               <w:jc w:val="center"/>
               <w:rPr>
+                <w:rFonts w:asciiTheme="minorEastAsia" w:hAnsiTheme="minorEastAsia"/>
                 <w:b/>
                 <w:bCs/>
               </w:rPr>
             </w:pPr>
+            <w:proofErr w:type="spellStart"/>
             <w:r>
               <w:rPr>
+                <w:rFonts w:asciiTheme="minorEastAsia" w:hAnsiTheme="minorEastAsia"/>
                 <w:b/>
                 <w:bCs/>
               </w:rPr>
               <w:t>金額</w:t>
             </w:r>
+            <w:proofErr w:type="spellEnd"/>
           </w:p>
         </w:tc>
       </w:tr>
@@ -534,9 +632,19 @@
             <w:tcW w:w="3256" w:type="dxa"/>
           </w:tcPr>
           <w:p>
+            <w:pPr>
+              <w:rPr>
+                <w:rFonts w:asciiTheme="minorEastAsia" w:hAnsiTheme="minorEastAsia"/>
+              </w:rPr>
+            </w:pPr>
+            <w:proofErr w:type="spellStart"/>
             <w:r>
+              <w:rPr>
+                <w:rFonts w:asciiTheme="minorEastAsia" w:hAnsiTheme="minorEastAsia"/>
+              </w:rPr>
               <w:t>町内会費</w:t>
             </w:r>
+            <w:proofErr w:type="spellEnd"/>
           </w:p>
         </w:tc>
         <w:tc>
@@ -544,10 +652,21 @@
             <w:tcW w:w="1134" w:type="dxa"/>
           </w:tcPr>
           <w:p>
+            <w:pPr>
+              <w:rPr>
+                <w:rFonts w:asciiTheme="minorEastAsia" w:hAnsiTheme="minorEastAsia"/>
+              </w:rPr>
+            </w:pPr>
             <w:r>
+              <w:rPr>
+                <w:rFonts w:asciiTheme="minorEastAsia" w:hAnsiTheme="minorEastAsia"/>
+              </w:rPr>
               <w:t>29</w:t>
             </w:r>
             <w:r>
+              <w:rPr>
+                <w:rFonts w:asciiTheme="minorEastAsia" w:hAnsiTheme="minorEastAsia"/>
+              </w:rPr>
               <w:t>世帯</w:t>
             </w:r>
           </w:p>
@@ -559,11 +678,20 @@
           <w:p>
             <w:pPr>
               <w:jc w:val="right"/>
+              <w:rPr>
+                <w:rFonts w:asciiTheme="minorEastAsia" w:hAnsiTheme="minorEastAsia"/>
+              </w:rPr>
             </w:pPr>
             <w:r>
+              <w:rPr>
+                <w:rFonts w:asciiTheme="minorEastAsia" w:hAnsiTheme="minorEastAsia"/>
+              </w:rPr>
               <w:t>3,600</w:t>
             </w:r>
             <w:r>
+              <w:rPr>
+                <w:rFonts w:asciiTheme="minorEastAsia" w:hAnsiTheme="minorEastAsia"/>
+              </w:rPr>
               <w:t>円</w:t>
             </w:r>
           </w:p>
@@ -575,71 +703,20 @@
           <w:p>
             <w:pPr>
               <w:jc w:val="right"/>
+              <w:rPr>
+                <w:rFonts w:asciiTheme="minorEastAsia" w:hAnsiTheme="minorEastAsia"/>
+              </w:rPr>
             </w:pPr>
             <w:r>
+              <w:rPr>
+                <w:rFonts w:asciiTheme="minorEastAsia" w:hAnsiTheme="minorEastAsia"/>
+              </w:rPr>
               <w:t>104,400</w:t>
             </w:r>
             <w:r>
-              <w:t>円</w:t>
-            </w:r>
-          </w:p>
-        </w:tc>
-      </w:tr>
-      <w:tr>
-        <w:trPr>
-          <w:jc w:val="center"/>
-        </w:trPr>
-        <w:tc>
-          <w:tcPr>
-            <w:tcW w:w="3256" w:type="dxa"/>
-          </w:tcPr>
-          <w:p>
-            <w:r>
-              <w:t>会館維持費</w:t>
-            </w:r>
-          </w:p>
-        </w:tc>
-        <w:tc>
-          <w:tcPr>
-            <w:tcW w:w="1134" w:type="dxa"/>
-          </w:tcPr>
-          <w:p>
-            <w:r>
-              <w:t>29</w:t>
-            </w:r>
-            <w:r>
-              <w:t>世帯</w:t>
-            </w:r>
-          </w:p>
-        </w:tc>
-        <w:tc>
-          <w:tcPr>
-            <w:tcW w:w="1417" w:type="dxa"/>
-          </w:tcPr>
-          <w:p>
-            <w:pPr>
-              <w:jc w:val="right"/>
-            </w:pPr>
-            <w:r>
-              <w:t>1,200</w:t>
-            </w:r>
-            <w:r>
-              <w:t>円</w:t>
-            </w:r>
-          </w:p>
-        </w:tc>
-        <w:tc>
-          <w:tcPr>
-            <w:tcW w:w="1559" w:type="dxa"/>
-          </w:tcPr>
-          <w:p>
-            <w:pPr>
-              <w:jc w:val="right"/>
-            </w:pPr>
-            <w:r>
-              <w:t>34,800</w:t>
-            </w:r>
-            <w:r>
+              <w:rPr>
+                <w:rFonts w:asciiTheme="minorEastAsia" w:hAnsiTheme="minorEastAsia"/>
+              </w:rPr>
               <w:t>円</w:t>
             </w:r>
           </w:p>
@@ -656,15 +733,17 @@
           <w:p>
             <w:pPr>
               <w:rPr>
-                <w:lang w:eastAsia="zh-TW"/>
+                <w:rFonts w:asciiTheme="minorEastAsia" w:hAnsiTheme="minorEastAsia"/>
               </w:rPr>
             </w:pPr>
+            <w:proofErr w:type="spellStart"/>
             <w:r>
               <w:rPr>
-                <w:lang w:eastAsia="zh-TW"/>
+                <w:rFonts w:asciiTheme="minorEastAsia" w:hAnsiTheme="minorEastAsia"/>
               </w:rPr>
-              <w:t>赤十字社員増強運動費</w:t>
+              <w:t>会館維持費</w:t>
             </w:r>
+            <w:proofErr w:type="spellEnd"/>
           </w:p>
         </w:tc>
         <w:tc>
@@ -672,10 +751,21 @@
             <w:tcW w:w="1134" w:type="dxa"/>
           </w:tcPr>
           <w:p>
+            <w:pPr>
+              <w:rPr>
+                <w:rFonts w:asciiTheme="minorEastAsia" w:hAnsiTheme="minorEastAsia"/>
+              </w:rPr>
+            </w:pPr>
             <w:r>
+              <w:rPr>
+                <w:rFonts w:asciiTheme="minorEastAsia" w:hAnsiTheme="minorEastAsia"/>
+              </w:rPr>
               <w:t>29</w:t>
             </w:r>
             <w:r>
+              <w:rPr>
+                <w:rFonts w:asciiTheme="minorEastAsia" w:hAnsiTheme="minorEastAsia"/>
+              </w:rPr>
               <w:t>世帯</w:t>
             </w:r>
           </w:p>
@@ -687,11 +777,20 @@
           <w:p>
             <w:pPr>
               <w:jc w:val="right"/>
+              <w:rPr>
+                <w:rFonts w:asciiTheme="minorEastAsia" w:hAnsiTheme="minorEastAsia"/>
+              </w:rPr>
             </w:pPr>
             <w:r>
-              <w:t>500</w:t>
+              <w:rPr>
+                <w:rFonts w:asciiTheme="minorEastAsia" w:hAnsiTheme="minorEastAsia"/>
+              </w:rPr>
+              <w:t>1,200</w:t>
             </w:r>
             <w:r>
+              <w:rPr>
+                <w:rFonts w:asciiTheme="minorEastAsia" w:hAnsiTheme="minorEastAsia"/>
+              </w:rPr>
               <w:t>円</w:t>
             </w:r>
           </w:p>
@@ -703,11 +802,20 @@
           <w:p>
             <w:pPr>
               <w:jc w:val="right"/>
+              <w:rPr>
+                <w:rFonts w:asciiTheme="minorEastAsia" w:hAnsiTheme="minorEastAsia"/>
+              </w:rPr>
             </w:pPr>
             <w:r>
-              <w:t>14,500</w:t>
+              <w:rPr>
+                <w:rFonts w:asciiTheme="minorEastAsia" w:hAnsiTheme="minorEastAsia"/>
+              </w:rPr>
+              <w:t>34,800</w:t>
             </w:r>
             <w:r>
+              <w:rPr>
+                <w:rFonts w:asciiTheme="minorEastAsia" w:hAnsiTheme="minorEastAsia"/>
+              </w:rPr>
               <w:t>円</w:t>
             </w:r>
           </w:p>
@@ -724,11 +832,112 @@
           <w:p>
             <w:pPr>
               <w:rPr>
+                <w:rFonts w:asciiTheme="minorEastAsia" w:hAnsiTheme="minorEastAsia"/>
                 <w:lang w:eastAsia="zh-TW"/>
               </w:rPr>
             </w:pPr>
             <w:r>
               <w:rPr>
+                <w:rFonts w:asciiTheme="minorEastAsia" w:hAnsiTheme="minorEastAsia"/>
+                <w:lang w:eastAsia="zh-TW"/>
+              </w:rPr>
+              <w:t>赤十字社員増強運動費</w:t>
+            </w:r>
+          </w:p>
+        </w:tc>
+        <w:tc>
+          <w:tcPr>
+            <w:tcW w:w="1134" w:type="dxa"/>
+          </w:tcPr>
+          <w:p>
+            <w:pPr>
+              <w:rPr>
+                <w:rFonts w:asciiTheme="minorEastAsia" w:hAnsiTheme="minorEastAsia"/>
+              </w:rPr>
+            </w:pPr>
+            <w:r>
+              <w:rPr>
+                <w:rFonts w:asciiTheme="minorEastAsia" w:hAnsiTheme="minorEastAsia"/>
+              </w:rPr>
+              <w:t>29</w:t>
+            </w:r>
+            <w:r>
+              <w:rPr>
+                <w:rFonts w:asciiTheme="minorEastAsia" w:hAnsiTheme="minorEastAsia"/>
+              </w:rPr>
+              <w:t>世帯</w:t>
+            </w:r>
+          </w:p>
+        </w:tc>
+        <w:tc>
+          <w:tcPr>
+            <w:tcW w:w="1417" w:type="dxa"/>
+          </w:tcPr>
+          <w:p>
+            <w:pPr>
+              <w:jc w:val="right"/>
+              <w:rPr>
+                <w:rFonts w:asciiTheme="minorEastAsia" w:hAnsiTheme="minorEastAsia"/>
+              </w:rPr>
+            </w:pPr>
+            <w:r>
+              <w:rPr>
+                <w:rFonts w:asciiTheme="minorEastAsia" w:hAnsiTheme="minorEastAsia"/>
+              </w:rPr>
+              <w:t>500</w:t>
+            </w:r>
+            <w:r>
+              <w:rPr>
+                <w:rFonts w:asciiTheme="minorEastAsia" w:hAnsiTheme="minorEastAsia"/>
+              </w:rPr>
+              <w:t>円</w:t>
+            </w:r>
+          </w:p>
+        </w:tc>
+        <w:tc>
+          <w:tcPr>
+            <w:tcW w:w="1559" w:type="dxa"/>
+          </w:tcPr>
+          <w:p>
+            <w:pPr>
+              <w:jc w:val="right"/>
+              <w:rPr>
+                <w:rFonts w:asciiTheme="minorEastAsia" w:hAnsiTheme="minorEastAsia"/>
+              </w:rPr>
+            </w:pPr>
+            <w:r>
+              <w:rPr>
+                <w:rFonts w:asciiTheme="minorEastAsia" w:hAnsiTheme="minorEastAsia"/>
+              </w:rPr>
+              <w:t>14,500</w:t>
+            </w:r>
+            <w:r>
+              <w:rPr>
+                <w:rFonts w:asciiTheme="minorEastAsia" w:hAnsiTheme="minorEastAsia"/>
+              </w:rPr>
+              <w:t>円</w:t>
+            </w:r>
+          </w:p>
+        </w:tc>
+      </w:tr>
+      <w:tr>
+        <w:trPr>
+          <w:jc w:val="center"/>
+        </w:trPr>
+        <w:tc>
+          <w:tcPr>
+            <w:tcW w:w="3256" w:type="dxa"/>
+          </w:tcPr>
+          <w:p>
+            <w:pPr>
+              <w:rPr>
+                <w:rFonts w:asciiTheme="minorEastAsia" w:hAnsiTheme="minorEastAsia"/>
+                <w:lang w:eastAsia="zh-TW"/>
+              </w:rPr>
+            </w:pPr>
+            <w:r>
+              <w:rPr>
+                <w:rFonts w:asciiTheme="minorEastAsia" w:hAnsiTheme="minorEastAsia"/>
                 <w:lang w:eastAsia="zh-TW"/>
               </w:rPr>
               <w:t>田浦地区社会福祉協議会費</w:t>
@@ -740,10 +949,21 @@
             <w:tcW w:w="1134" w:type="dxa"/>
           </w:tcPr>
           <w:p>
+            <w:pPr>
+              <w:rPr>
+                <w:rFonts w:asciiTheme="minorEastAsia" w:hAnsiTheme="minorEastAsia"/>
+              </w:rPr>
+            </w:pPr>
             <w:r>
+              <w:rPr>
+                <w:rFonts w:asciiTheme="minorEastAsia" w:hAnsiTheme="minorEastAsia"/>
+              </w:rPr>
               <w:t>29</w:t>
             </w:r>
             <w:r>
+              <w:rPr>
+                <w:rFonts w:asciiTheme="minorEastAsia" w:hAnsiTheme="minorEastAsia"/>
+              </w:rPr>
               <w:t>世帯</w:t>
             </w:r>
           </w:p>
@@ -755,11 +975,20 @@
           <w:p>
             <w:pPr>
               <w:jc w:val="right"/>
+              <w:rPr>
+                <w:rFonts w:asciiTheme="minorEastAsia" w:hAnsiTheme="minorEastAsia"/>
+              </w:rPr>
             </w:pPr>
             <w:r>
+              <w:rPr>
+                <w:rFonts w:asciiTheme="minorEastAsia" w:hAnsiTheme="minorEastAsia"/>
+              </w:rPr>
               <w:t>200</w:t>
             </w:r>
             <w:r>
+              <w:rPr>
+                <w:rFonts w:asciiTheme="minorEastAsia" w:hAnsiTheme="minorEastAsia"/>
+              </w:rPr>
               <w:t>円</w:t>
             </w:r>
           </w:p>
@@ -771,11 +1000,20 @@
           <w:p>
             <w:pPr>
               <w:jc w:val="right"/>
+              <w:rPr>
+                <w:rFonts w:asciiTheme="minorEastAsia" w:hAnsiTheme="minorEastAsia"/>
+              </w:rPr>
             </w:pPr>
             <w:r>
+              <w:rPr>
+                <w:rFonts w:asciiTheme="minorEastAsia" w:hAnsiTheme="minorEastAsia"/>
+              </w:rPr>
               <w:t>5,800</w:t>
             </w:r>
             <w:r>
+              <w:rPr>
+                <w:rFonts w:asciiTheme="minorEastAsia" w:hAnsiTheme="minorEastAsia"/>
+              </w:rPr>
               <w:t>円</w:t>
             </w:r>
           </w:p>
@@ -793,9 +1031,14 @@
             </w:tcBorders>
           </w:tcPr>
           <w:p>
+            <w:pPr>
+              <w:rPr>
+                <w:rFonts w:asciiTheme="minorEastAsia" w:hAnsiTheme="minorEastAsia"/>
+              </w:rPr>
+            </w:pPr>
             <w:r>
               <w:rPr>
-                <w:rFonts w:hint="eastAsia"/>
+                <w:rFonts w:asciiTheme="minorEastAsia" w:hAnsiTheme="minorEastAsia" w:hint="eastAsia"/>
                 <w:lang w:eastAsia="ja-JP"/>
               </w:rPr>
               <w:t>赤い羽根共同募金</w:t>
@@ -810,11 +1053,16 @@
             </w:tcBorders>
           </w:tcPr>
           <w:p>
+            <w:pPr>
+              <w:rPr>
+                <w:rFonts w:asciiTheme="minorEastAsia" w:hAnsiTheme="minorEastAsia"/>
+              </w:rPr>
+            </w:pPr>
             <w:r>
-              <w:t>29</w:t>
-            </w:r>
-            <w:r>
-              <w:t>世帯</w:t>
+              <w:rPr>
+                <w:rFonts w:asciiTheme="minorEastAsia" w:hAnsiTheme="minorEastAsia"/>
+              </w:rPr>
+              <w:t>29世帯</w:t>
             </w:r>
           </w:p>
         </w:tc>
@@ -828,19 +1076,22 @@
           <w:p>
             <w:pPr>
               <w:jc w:val="right"/>
+              <w:rPr>
+                <w:rFonts w:asciiTheme="minorEastAsia" w:hAnsiTheme="minorEastAsia"/>
+              </w:rPr>
             </w:pPr>
             <w:r>
               <w:rPr>
-                <w:rFonts w:hint="eastAsia"/>
+                <w:rFonts w:asciiTheme="minorEastAsia" w:hAnsiTheme="minorEastAsia" w:hint="eastAsia"/>
                 <w:lang w:eastAsia="ja-JP"/>
               </w:rPr>
               <w:t>5</w:t>
             </w:r>
             <w:r>
-              <w:t>00</w:t>
-            </w:r>
-            <w:r>
-              <w:t>円</w:t>
+              <w:rPr>
+                <w:rFonts w:asciiTheme="minorEastAsia" w:hAnsiTheme="minorEastAsia"/>
+              </w:rPr>
+              <w:t>00円</w:t>
             </w:r>
           </w:p>
         </w:tc>
@@ -854,12 +1105,15 @@
           <w:p>
             <w:pPr>
               <w:jc w:val="right"/>
+              <w:rPr>
+                <w:rFonts w:asciiTheme="minorEastAsia" w:hAnsiTheme="minorEastAsia"/>
+              </w:rPr>
             </w:pPr>
             <w:r>
-              <w:t>14,500</w:t>
-            </w:r>
-            <w:r>
-              <w:t>円</w:t>
+              <w:rPr>
+                <w:rFonts w:asciiTheme="minorEastAsia" w:hAnsiTheme="minorEastAsia"/>
+              </w:rPr>
+              <w:t>14,500円</w:t>
             </w:r>
           </w:p>
         </w:tc>
@@ -876,9 +1130,19 @@
             </w:tcBorders>
           </w:tcPr>
           <w:p>
+            <w:pPr>
+              <w:rPr>
+                <w:rFonts w:asciiTheme="minorEastAsia" w:hAnsiTheme="minorEastAsia"/>
+              </w:rPr>
+            </w:pPr>
+            <w:proofErr w:type="spellStart"/>
             <w:r>
+              <w:rPr>
+                <w:rFonts w:asciiTheme="minorEastAsia" w:hAnsiTheme="minorEastAsia"/>
+              </w:rPr>
               <w:t>祭礼寄付</w:t>
             </w:r>
+            <w:proofErr w:type="spellEnd"/>
           </w:p>
         </w:tc>
         <w:tc>
@@ -889,9 +1153,19 @@
             </w:tcBorders>
           </w:tcPr>
           <w:p>
+            <w:pPr>
+              <w:rPr>
+                <w:rFonts w:asciiTheme="minorEastAsia" w:hAnsiTheme="minorEastAsia"/>
+              </w:rPr>
+            </w:pPr>
+            <w:proofErr w:type="spellStart"/>
             <w:r>
+              <w:rPr>
+                <w:rFonts w:asciiTheme="minorEastAsia" w:hAnsiTheme="minorEastAsia"/>
+              </w:rPr>
               <w:t>一括</w:t>
             </w:r>
+            <w:proofErr w:type="spellEnd"/>
           </w:p>
         </w:tc>
         <w:tc>
@@ -904,11 +1178,20 @@
           <w:p>
             <w:pPr>
               <w:jc w:val="right"/>
+              <w:rPr>
+                <w:rFonts w:asciiTheme="minorEastAsia" w:hAnsiTheme="minorEastAsia"/>
+              </w:rPr>
             </w:pPr>
             <w:r>
+              <w:rPr>
+                <w:rFonts w:asciiTheme="minorEastAsia" w:hAnsiTheme="minorEastAsia"/>
+              </w:rPr>
               <w:t>30,000</w:t>
             </w:r>
             <w:r>
+              <w:rPr>
+                <w:rFonts w:asciiTheme="minorEastAsia" w:hAnsiTheme="minorEastAsia"/>
+              </w:rPr>
               <w:t>円</w:t>
             </w:r>
           </w:p>
@@ -923,11 +1206,20 @@
           <w:p>
             <w:pPr>
               <w:jc w:val="right"/>
+              <w:rPr>
+                <w:rFonts w:asciiTheme="minorEastAsia" w:hAnsiTheme="minorEastAsia"/>
+              </w:rPr>
             </w:pPr>
             <w:r>
+              <w:rPr>
+                <w:rFonts w:asciiTheme="minorEastAsia" w:hAnsiTheme="minorEastAsia"/>
+              </w:rPr>
               <w:t>30,000</w:t>
             </w:r>
             <w:r>
+              <w:rPr>
+                <w:rFonts w:asciiTheme="minorEastAsia" w:hAnsiTheme="minorEastAsia"/>
+              </w:rPr>
               <w:t>円</w:t>
             </w:r>
           </w:p>
@@ -950,17 +1242,11 @@
           <w:p>
             <w:pPr>
               <w:rPr>
+                <w:rFonts w:asciiTheme="minorEastAsia" w:hAnsiTheme="minorEastAsia"/>
                 <w:b/>
                 <w:bCs/>
               </w:rPr>
             </w:pPr>
-            <w:r>
-              <w:rPr>
-                <w:b/>
-                <w:bCs/>
-              </w:rPr>
-              <w:t>合計</w:t>
-            </w:r>
           </w:p>
         </w:tc>
         <w:tc>
@@ -976,6 +1262,7 @@
           <w:p>
             <w:pPr>
               <w:rPr>
+                <w:rFonts w:asciiTheme="minorEastAsia" w:hAnsiTheme="minorEastAsia"/>
                 <w:b/>
                 <w:bCs/>
               </w:rPr>
@@ -996,10 +1283,21 @@
             <w:pPr>
               <w:jc w:val="right"/>
               <w:rPr>
+                <w:rFonts w:asciiTheme="minorEastAsia" w:hAnsiTheme="minorEastAsia"/>
                 <w:b/>
                 <w:bCs/>
               </w:rPr>
             </w:pPr>
+            <w:proofErr w:type="spellStart"/>
+            <w:r>
+              <w:rPr>
+                <w:rFonts w:asciiTheme="minorEastAsia" w:hAnsiTheme="minorEastAsia"/>
+                <w:b/>
+                <w:bCs/>
+              </w:rPr>
+              <w:t>合計</w:t>
+            </w:r>
+            <w:proofErr w:type="spellEnd"/>
           </w:p>
         </w:tc>
         <w:tc>
@@ -1016,23 +1314,18 @@
             <w:pPr>
               <w:jc w:val="right"/>
               <w:rPr>
+                <w:rFonts w:asciiTheme="minorEastAsia" w:hAnsiTheme="minorEastAsia"/>
                 <w:b/>
                 <w:bCs/>
               </w:rPr>
             </w:pPr>
             <w:r>
               <w:rPr>
+                <w:rFonts w:asciiTheme="minorEastAsia" w:hAnsiTheme="minorEastAsia"/>
                 <w:b/>
                 <w:bCs/>
               </w:rPr>
-              <w:t>204,000</w:t>
-            </w:r>
-            <w:r>
-              <w:rPr>
-                <w:b/>
-                <w:bCs/>
-              </w:rPr>
-              <w:t>円</w:t>
+              <w:t>204,000円</w:t>
             </w:r>
           </w:p>
         </w:tc>
@@ -1040,28 +1333,22 @@
     </w:tbl>
     <w:p>
       <w:pPr>
-        <w:spacing w:after="0"/>
-        <w:ind w:leftChars="400" w:left="880"/>
-        <w:rPr>
-          <w:lang w:eastAsia="zh-TW"/>
-        </w:rPr>
-      </w:pPr>
-    </w:p>
-    <w:p>
-      <w:pPr>
         <w:ind w:leftChars="300" w:left="660"/>
         <w:rPr>
+          <w:rFonts w:asciiTheme="minorEastAsia" w:hAnsiTheme="minorEastAsia"/>
           <w:lang w:eastAsia="ja-JP"/>
         </w:rPr>
       </w:pPr>
       <w:r>
         <w:rPr>
+          <w:rFonts w:asciiTheme="minorEastAsia" w:hAnsiTheme="minorEastAsia"/>
           <w:lang w:eastAsia="ja-JP"/>
         </w:rPr>
         <w:t>※</w:t>
       </w:r>
       <w:r>
         <w:rPr>
+          <w:rFonts w:asciiTheme="minorEastAsia" w:hAnsiTheme="minorEastAsia"/>
           <w:lang w:eastAsia="ja-JP"/>
         </w:rPr>
         <w:t>収入印紙は不要（非課税の会費・寄付金のため）</w:t>
@@ -1070,24 +1357,27 @@
     <w:p>
       <w:pPr>
         <w:rPr>
+          <w:rFonts w:asciiTheme="minorEastAsia" w:hAnsiTheme="minorEastAsia"/>
           <w:lang w:eastAsia="ja-JP"/>
         </w:rPr>
       </w:pPr>
       <w:r>
         <w:rPr>
+          <w:rFonts w:asciiTheme="minorEastAsia" w:hAnsiTheme="minorEastAsia"/>
           <w:lang w:eastAsia="ja-JP"/>
         </w:rPr>
         <w:br/>
       </w:r>
       <w:r>
         <w:rPr>
-          <w:rFonts w:hint="eastAsia"/>
+          <w:rFonts w:asciiTheme="minorEastAsia" w:hAnsiTheme="minorEastAsia" w:hint="eastAsia"/>
           <w:lang w:eastAsia="ja-JP"/>
         </w:rPr>
         <w:t>■</w:t>
       </w:r>
       <w:r>
         <w:rPr>
+          <w:rFonts w:asciiTheme="minorEastAsia" w:hAnsiTheme="minorEastAsia"/>
           <w:lang w:eastAsia="ja-JP"/>
         </w:rPr>
         <w:t>振込先</w:t>
@@ -1097,94 +1387,98 @@
       <w:pPr>
         <w:ind w:leftChars="300" w:left="660"/>
         <w:rPr>
+          <w:rFonts w:asciiTheme="minorEastAsia" w:hAnsiTheme="minorEastAsia"/>
           <w:lang w:eastAsia="ja-JP"/>
         </w:rPr>
       </w:pPr>
       <w:r>
         <w:rPr>
-          <w:rFonts w:hint="eastAsia"/>
+          <w:rFonts w:asciiTheme="minorEastAsia" w:hAnsiTheme="minorEastAsia" w:hint="eastAsia"/>
           <w:lang w:eastAsia="zh-TW"/>
         </w:rPr>
         <w:t>金融機関</w:t>
       </w:r>
       <w:r>
         <w:rPr>
+          <w:rFonts w:asciiTheme="minorEastAsia" w:hAnsiTheme="minorEastAsia"/>
           <w:lang w:eastAsia="zh-TW"/>
         </w:rPr>
         <w:t>：</w:t>
       </w:r>
       <w:r>
         <w:rPr>
-          <w:rFonts w:hint="eastAsia"/>
+          <w:rFonts w:asciiTheme="minorEastAsia" w:hAnsiTheme="minorEastAsia" w:hint="eastAsia"/>
           <w:lang w:eastAsia="zh-TW"/>
         </w:rPr>
         <w:t>湘南信用金庫</w:t>
       </w:r>
       <w:r>
         <w:rPr>
+          <w:rFonts w:asciiTheme="minorEastAsia" w:hAnsiTheme="minorEastAsia"/>
+          <w:lang w:eastAsia="zh-TW"/>
+        </w:rPr>
+        <w:br/>
+        <w:t>支店名</w:t>
+      </w:r>
+      <w:r>
+        <w:rPr>
+          <w:rFonts w:asciiTheme="minorEastAsia" w:hAnsiTheme="minorEastAsia" w:hint="eastAsia"/>
+          <w:lang w:eastAsia="zh-TW"/>
+        </w:rPr>
+        <w:t xml:space="preserve">　</w:t>
+      </w:r>
+      <w:r>
+        <w:rPr>
+          <w:rFonts w:asciiTheme="minorEastAsia" w:hAnsiTheme="minorEastAsia"/>
+          <w:lang w:eastAsia="zh-TW"/>
+        </w:rPr>
+        <w:t>：</w:t>
+      </w:r>
+      <w:r>
+        <w:rPr>
+          <w:rFonts w:asciiTheme="minorEastAsia" w:hAnsiTheme="minorEastAsia" w:hint="eastAsia"/>
+          <w:lang w:eastAsia="zh-TW"/>
+        </w:rPr>
+        <w:t>田浦</w:t>
+      </w:r>
+      <w:r>
+        <w:rPr>
+          <w:rFonts w:asciiTheme="minorEastAsia" w:hAnsiTheme="minorEastAsia"/>
+          <w:lang w:eastAsia="zh-TW"/>
+        </w:rPr>
+        <w:t>支店</w:t>
+      </w:r>
+      <w:r>
+        <w:rPr>
+          <w:rFonts w:asciiTheme="minorEastAsia" w:hAnsiTheme="minorEastAsia"/>
           <w:lang w:eastAsia="zh-TW"/>
         </w:rPr>
         <w:br/>
       </w:r>
       <w:r>
         <w:rPr>
+          <w:rFonts w:asciiTheme="minorEastAsia" w:hAnsiTheme="minorEastAsia"/>
           <w:lang w:eastAsia="zh-TW"/>
         </w:rPr>
-        <w:t>支店名</w:t>
+        <w:t>口座種別：普通</w:t>
       </w:r>
       <w:r>
         <w:rPr>
-          <w:rFonts w:hint="eastAsia"/>
-          <w:lang w:eastAsia="zh-TW"/>
-        </w:rPr>
-        <w:t xml:space="preserve">　</w:t>
-      </w:r>
-      <w:r>
-        <w:rPr>
-          <w:lang w:eastAsia="zh-TW"/>
-        </w:rPr>
-        <w:t>：</w:t>
-      </w:r>
-      <w:r>
-        <w:rPr>
-          <w:rFonts w:hint="eastAsia"/>
-          <w:lang w:eastAsia="zh-TW"/>
-        </w:rPr>
-        <w:t>田浦</w:t>
-      </w:r>
-      <w:r>
-        <w:rPr>
-          <w:lang w:eastAsia="zh-TW"/>
-        </w:rPr>
-        <w:t>支店</w:t>
-      </w:r>
-      <w:r>
-        <w:rPr>
+          <w:rFonts w:asciiTheme="minorEastAsia" w:hAnsiTheme="minorEastAsia"/>
           <w:lang w:eastAsia="zh-TW"/>
         </w:rPr>
         <w:br/>
       </w:r>
       <w:r>
         <w:rPr>
-          <w:lang w:eastAsia="zh-TW"/>
-        </w:rPr>
-        <w:t>口座種別：普通</w:t>
-      </w:r>
-      <w:r>
-        <w:rPr>
-          <w:lang w:eastAsia="zh-TW"/>
-        </w:rPr>
-        <w:br/>
-      </w:r>
-      <w:r>
-        <w:rPr>
+          <w:rFonts w:asciiTheme="minorEastAsia" w:hAnsiTheme="minorEastAsia"/>
           <w:lang w:eastAsia="zh-TW"/>
         </w:rPr>
         <w:t>口座番号：</w:t>
       </w:r>
       <w:r>
         <w:rPr>
-          <w:rFonts w:hint="eastAsia"/>
+          <w:rFonts w:asciiTheme="minorEastAsia" w:hAnsiTheme="minorEastAsia" w:hint="eastAsia"/>
           <w:sz w:val="28"/>
           <w:szCs w:val="28"/>
           <w:lang w:eastAsia="zh-TW"/>
@@ -1193,7 +1487,7 @@
       </w:r>
       <w:r>
         <w:rPr>
-          <w:rFonts w:hint="eastAsia"/>
+          <w:rFonts w:asciiTheme="minorEastAsia" w:hAnsiTheme="minorEastAsia" w:hint="eastAsia"/>
           <w:sz w:val="28"/>
           <w:szCs w:val="28"/>
           <w:lang w:eastAsia="zh-TW"/>
@@ -1202,25 +1496,28 @@
       </w:r>
       <w:r>
         <w:rPr>
+          <w:rFonts w:asciiTheme="minorEastAsia" w:hAnsiTheme="minorEastAsia"/>
           <w:lang w:eastAsia="zh-TW"/>
         </w:rPr>
         <w:br/>
       </w:r>
       <w:r>
         <w:rPr>
+          <w:rFonts w:asciiTheme="minorEastAsia" w:hAnsiTheme="minorEastAsia"/>
           <w:lang w:eastAsia="zh-TW"/>
         </w:rPr>
         <w:t>口座名義：</w:t>
       </w:r>
       <w:r>
         <w:rPr>
-          <w:rFonts w:hint="eastAsia"/>
+          <w:rFonts w:asciiTheme="minorEastAsia" w:hAnsiTheme="minorEastAsia" w:hint="eastAsia"/>
           <w:lang w:eastAsia="zh-TW"/>
         </w:rPr>
         <w:t>駒寄</w:t>
       </w:r>
       <w:r>
         <w:rPr>
+          <w:rFonts w:asciiTheme="minorEastAsia" w:hAnsiTheme="minorEastAsia"/>
           <w:lang w:eastAsia="zh-TW"/>
         </w:rPr>
         <w:t>町内会</w:t>
@@ -1230,19 +1527,20 @@
       <w:pPr>
         <w:ind w:leftChars="300" w:left="660"/>
         <w:rPr>
-          <w:rFonts w:hint="eastAsia"/>
+          <w:rFonts w:asciiTheme="minorEastAsia" w:hAnsiTheme="minorEastAsia" w:hint="eastAsia"/>
           <w:lang w:eastAsia="ja-JP"/>
         </w:rPr>
       </w:pPr>
       <w:r>
         <w:rPr>
-          <w:rFonts w:ascii="ＭＳ 明朝" w:eastAsia="ＭＳ 明朝" w:hAnsi="ＭＳ 明朝" w:cs="ＭＳ 明朝" w:hint="eastAsia"/>
+          <w:rFonts w:asciiTheme="minorEastAsia" w:hAnsiTheme="minorEastAsia" w:cs="ＭＳ 明朝" w:hint="eastAsia"/>
           <w:lang w:eastAsia="ja-JP"/>
         </w:rPr>
         <w:t>※</w:t>
       </w:r>
       <w:r>
         <w:rPr>
+          <w:rFonts w:asciiTheme="minorEastAsia" w:hAnsiTheme="minorEastAsia"/>
           <w:lang w:eastAsia="ja-JP"/>
         </w:rPr>
         <w:t>振込手数料は恐縮ですがご負担願います。</w:t>
@@ -1251,19 +1549,20 @@
     <w:p>
       <w:pPr>
         <w:rPr>
+          <w:rFonts w:asciiTheme="minorEastAsia" w:hAnsiTheme="minorEastAsia"/>
           <w:lang w:eastAsia="zh-TW"/>
         </w:rPr>
       </w:pPr>
       <w:r>
         <w:rPr>
-          <w:rFonts w:hint="eastAsia"/>
+          <w:rFonts w:asciiTheme="minorEastAsia" w:hAnsiTheme="minorEastAsia" w:hint="eastAsia"/>
           <w:lang w:eastAsia="zh-TW"/>
         </w:rPr>
         <w:t>■</w:t>
       </w:r>
       <w:r>
         <w:rPr>
-          <w:rFonts w:hint="eastAsia"/>
+          <w:rFonts w:asciiTheme="minorEastAsia" w:hAnsiTheme="minorEastAsia" w:hint="eastAsia"/>
           <w:lang w:eastAsia="ja-JP"/>
         </w:rPr>
         <w:t>備考</w:t>
@@ -1274,61 +1573,55 @@
         <w:spacing w:after="0"/>
         <w:ind w:leftChars="300" w:left="660"/>
         <w:rPr>
+          <w:rFonts w:asciiTheme="minorEastAsia" w:hAnsiTheme="minorEastAsia"/>
           <w:lang w:eastAsia="ja-JP"/>
         </w:rPr>
       </w:pPr>
       <w:r>
         <w:rPr>
-          <w:rFonts w:hint="eastAsia"/>
+          <w:rFonts w:asciiTheme="minorEastAsia" w:hAnsiTheme="minorEastAsia" w:hint="eastAsia"/>
           <w:lang w:eastAsia="ja-JP"/>
         </w:rPr>
-        <w:t>2026</w:t>
+        <w:t>2026年</w:t>
       </w:r>
       <w:r>
         <w:rPr>
-          <w:rFonts w:hint="eastAsia"/>
-          <w:lang w:eastAsia="ja-JP"/>
-        </w:rPr>
-        <w:t>年</w:t>
-      </w:r>
-      <w:r>
-        <w:rPr>
-          <w:rFonts w:hint="eastAsia"/>
+          <w:rFonts w:asciiTheme="minorEastAsia" w:hAnsiTheme="minorEastAsia" w:hint="eastAsia"/>
           <w:lang w:eastAsia="ja-JP"/>
         </w:rPr>
         <w:t>（</w:t>
       </w:r>
       <w:r>
         <w:rPr>
-          <w:rFonts w:hint="eastAsia"/>
+          <w:rFonts w:asciiTheme="minorEastAsia" w:hAnsiTheme="minorEastAsia" w:hint="eastAsia"/>
           <w:lang w:eastAsia="ja-JP"/>
         </w:rPr>
         <w:t>令和８年</w:t>
       </w:r>
       <w:r>
         <w:rPr>
-          <w:rFonts w:hint="eastAsia"/>
+          <w:rFonts w:asciiTheme="minorEastAsia" w:hAnsiTheme="minorEastAsia" w:hint="eastAsia"/>
           <w:lang w:eastAsia="ja-JP"/>
         </w:rPr>
         <w:t>）</w:t>
       </w:r>
       <w:r>
         <w:rPr>
-          <w:rFonts w:hint="eastAsia"/>
+          <w:rFonts w:asciiTheme="minorEastAsia" w:hAnsiTheme="minorEastAsia" w:hint="eastAsia"/>
           <w:lang w:eastAsia="ja-JP"/>
         </w:rPr>
         <w:t>５月２９日</w:t>
       </w:r>
       <w:r>
         <w:rPr>
-          <w:rFonts w:hint="eastAsia"/>
+          <w:rFonts w:asciiTheme="minorEastAsia" w:hAnsiTheme="minorEastAsia" w:hint="eastAsia"/>
           <w:lang w:eastAsia="ja-JP"/>
         </w:rPr>
         <w:t>までにお振込みください</w:t>
       </w:r>
       <w:r>
         <w:rPr>
-          <w:rFonts w:hint="eastAsia"/>
+          <w:rFonts w:asciiTheme="minorEastAsia" w:hAnsiTheme="minorEastAsia" w:hint="eastAsia"/>
           <w:lang w:eastAsia="ja-JP"/>
         </w:rPr>
         <w:t>。</w:t>
@@ -1339,37 +1632,41 @@
         <w:spacing w:after="0"/>
         <w:ind w:leftChars="300" w:left="660"/>
         <w:rPr>
-          <w:rFonts w:hint="eastAsia"/>
+          <w:rFonts w:asciiTheme="minorEastAsia" w:hAnsiTheme="minorEastAsia" w:hint="eastAsia"/>
           <w:lang w:eastAsia="ja-JP"/>
         </w:rPr>
       </w:pPr>
       <w:r>
         <w:rPr>
+          <w:rFonts w:asciiTheme="minorEastAsia" w:hAnsiTheme="minorEastAsia"/>
           <w:lang w:eastAsia="ja-JP"/>
         </w:rPr>
         <w:t>振込確認後に</w:t>
       </w:r>
       <w:r>
         <w:rPr>
+          <w:rFonts w:asciiTheme="minorEastAsia" w:hAnsiTheme="minorEastAsia"/>
           <w:lang w:eastAsia="ja-JP"/>
         </w:rPr>
         <w:t>領収証</w:t>
       </w:r>
       <w:r>
         <w:rPr>
-          <w:rFonts w:hint="eastAsia"/>
+          <w:rFonts w:asciiTheme="minorEastAsia" w:hAnsiTheme="minorEastAsia" w:hint="eastAsia"/>
           <w:lang w:eastAsia="ja-JP"/>
         </w:rPr>
         <w:t>を</w:t>
       </w:r>
       <w:r>
         <w:rPr>
+          <w:rFonts w:asciiTheme="minorEastAsia" w:hAnsiTheme="minorEastAsia"/>
           <w:lang w:eastAsia="ja-JP"/>
         </w:rPr>
         <w:t>発行いたします</w:t>
       </w:r>
       <w:r>
         <w:rPr>
+          <w:rFonts w:asciiTheme="minorEastAsia" w:hAnsiTheme="minorEastAsia"/>
           <w:lang w:eastAsia="ja-JP"/>
         </w:rPr>
         <w:t>。</w:t>
@@ -1378,47 +1675,29 @@
     <w:p>
       <w:pPr>
         <w:spacing w:after="0"/>
-        <w:ind w:leftChars="300" w:left="660" w:firstLineChars="100" w:firstLine="220"/>
+        <w:ind w:leftChars="300" w:left="660"/>
         <w:rPr>
-          <w:rFonts w:hint="eastAsia"/>
+          <w:rFonts w:asciiTheme="minorEastAsia" w:hAnsiTheme="minorEastAsia" w:hint="eastAsia"/>
           <w:lang w:eastAsia="ja-JP"/>
         </w:rPr>
       </w:pPr>
       <w:r>
         <w:rPr>
-          <w:rFonts w:hint="eastAsia"/>
+          <w:rFonts w:asciiTheme="minorEastAsia" w:hAnsiTheme="minorEastAsia" w:hint="eastAsia"/>
           <w:lang w:eastAsia="ja-JP"/>
         </w:rPr>
         <w:t>※</w:t>
       </w:r>
       <w:r>
         <w:rPr>
-          <w:rFonts w:hint="eastAsia"/>
+          <w:rFonts w:asciiTheme="minorEastAsia" w:hAnsiTheme="minorEastAsia"/>
           <w:lang w:eastAsia="ja-JP"/>
         </w:rPr>
-        <w:t>領収証</w:t>
+        <w:t>領収証宛名のご指定がございましたらご連絡ください</w:t>
       </w:r>
       <w:r>
         <w:rPr>
-          <w:lang w:eastAsia="ja-JP"/>
-        </w:rPr>
-        <w:t>宛名</w:t>
-      </w:r>
-      <w:r>
-        <w:rPr>
-          <w:rFonts w:hint="eastAsia"/>
-          <w:lang w:eastAsia="ja-JP"/>
-        </w:rPr>
-        <w:t>の</w:t>
-      </w:r>
-      <w:r>
-        <w:rPr>
-          <w:lang w:eastAsia="ja-JP"/>
-        </w:rPr>
-        <w:t>ご指定あればご連絡ください</w:t>
-      </w:r>
-      <w:r>
-        <w:rPr>
+          <w:rFonts w:asciiTheme="minorEastAsia" w:hAnsiTheme="minorEastAsia"/>
           <w:lang w:eastAsia="ja-JP"/>
         </w:rPr>
         <w:t>。</w:t>
